--- a/data/employees/EMP050/AST-EMP050-03.docx
+++ b/data/employees/EMP050/AST-EMP050-03.docx
@@ -7,10 +7,7 @@
         <w:pStyle w:val="Heading1"/>
       </w:pPr>
       <w:r>
-        <w:rPr>
-          <w:sz w:val="36"/>
-        </w:rPr>
-        <w:t>Design specification - EMP050</w:t>
+        <w:t>Ast Emp050 03 - EMP050</w:t>
       </w:r>
     </w:p>
     <w:p>
@@ -18,130 +15,32 @@
         <w:pStyle w:val="Heading2"/>
       </w:pPr>
       <w:r>
-        <w:t>Document Metadata</w:t>
-      </w:r>
-    </w:p>
-    <w:tbl>
-      <w:tblPr>
-        <w:tblStyle w:val="TableGrid"/>
-        <w:tblW w:type="auto" w:w="0"/>
-        <w:tblLook w:firstColumn="1" w:firstRow="1" w:lastColumn="0" w:lastRow="0" w:noHBand="0" w:noVBand="1" w:val="04A0"/>
-      </w:tblPr>
-      <w:tblGrid>
-        <w:gridCol w:w="4320"/>
-        <w:gridCol w:w="4320"/>
-      </w:tblGrid>
-      <w:tr>
-        <w:tc>
-          <w:tcPr>
-            <w:tcW w:type="dxa" w:w="4320"/>
-          </w:tcPr>
-          <w:p>
-            <w:r>
-              <w:t>Author</w:t>
-            </w:r>
-          </w:p>
-        </w:tc>
-        <w:tc>
-          <w:tcPr>
-            <w:tcW w:type="dxa" w:w="4320"/>
-          </w:tcPr>
-          <w:p>
-            <w:r>
-              <w:t>Skyler Chen</w:t>
-            </w:r>
-          </w:p>
-        </w:tc>
-      </w:tr>
-      <w:tr>
-        <w:tc>
-          <w:tcPr>
-            <w:tcW w:type="dxa" w:w="4320"/>
-          </w:tcPr>
-          <w:p>
-            <w:r>
-              <w:t>Role / Department</w:t>
-            </w:r>
-          </w:p>
-        </w:tc>
-        <w:tc>
-          <w:tcPr>
-            <w:tcW w:type="dxa" w:w="4320"/>
-          </w:tcPr>
-          <w:p>
-            <w:r>
-              <w:t>Manager | HR</w:t>
-            </w:r>
-          </w:p>
-        </w:tc>
-      </w:tr>
-      <w:tr>
-        <w:tc>
-          <w:tcPr>
-            <w:tcW w:type="dxa" w:w="4320"/>
-          </w:tcPr>
-          <w:p>
-            <w:r>
-              <w:t>Location</w:t>
-            </w:r>
-          </w:p>
-        </w:tc>
-        <w:tc>
-          <w:tcPr>
-            <w:tcW w:type="dxa" w:w="4320"/>
-          </w:tcPr>
-          <w:p>
-            <w:r>
-              <w:t>Fremont</w:t>
-            </w:r>
-          </w:p>
-        </w:tc>
-      </w:tr>
-      <w:tr>
-        <w:tc>
-          <w:tcPr>
-            <w:tcW w:type="dxa" w:w="4320"/>
-          </w:tcPr>
-          <w:p>
-            <w:r>
-              <w:t>Last Modified</w:t>
-            </w:r>
-          </w:p>
-        </w:tc>
-        <w:tc>
-          <w:tcPr>
-            <w:tcW w:type="dxa" w:w="4320"/>
-          </w:tcPr>
-          <w:p>
-            <w:r>
-              <w:t>2025-02-23</w:t>
-            </w:r>
-          </w:p>
-        </w:tc>
-      </w:tr>
-    </w:tbl>
-    <w:p/>
-    <w:p>
-      <w:pPr>
-        <w:pStyle w:val="Heading2"/>
-      </w:pPr>
-      <w:r>
-        <w:t>Specification</w:t>
+        <w:t>Page 1</w:t>
       </w:r>
     </w:p>
     <w:p>
       <w:r>
-        <w:t>Design Specification: HRIS Onboarding Module</w:t>
+        <w:t>Section 1: Automation backlog refinement. EMP050 contributes to ast emp050 03 through recurring collaboration, clear ownership boundaries, and measurable outcomes. The team captures decisions, open issues, and handoffs so that knowledge remains discoverable for future programs.</w:t>
       </w:r>
     </w:p>
     <w:p>
       <w:r>
-        <w:t>Version: 2.1</w:t>
+        <w:t>Section 2: Automation backlog refinement. EMP050 contributes to ast emp050 03 through recurring collaboration, clear ownership boundaries, and measurable outcomes. The team captures decisions, open issues, and handoffs so that knowledge remains discoverable for future programs.</w:t>
       </w:r>
     </w:p>
     <w:p>
       <w:r>
-        <w:t>This specification describes the digital onboarding workflow integration between the HRIS platform and Azure Active Directory. New hire provisioning is triggered upon signed offer acceptance. The SLA for account creation is 4 business hours.</w:t>
+        <w:t>Section 3: Quarterly delivery milestones. EMP050 contributes to ast emp050 03 through recurring collaboration, clear ownership boundaries, and measurable outcomes. The team captures decisions, open issues, and handoffs so that knowledge remains discoverable for future programs.</w:t>
+      </w:r>
+    </w:p>
+    <w:p>
+      <w:r>
+        <w:t>Section 4: Customer escalation analysis. EMP050 contributes to ast emp050 03 through recurring collaboration, clear ownership boundaries, and measurable outcomes. The team captures decisions, open issues, and handoffs so that knowledge remains discoverable for future programs.</w:t>
+      </w:r>
+    </w:p>
+    <w:p>
+      <w:r>
+        <w:br w:type="page"/>
       </w:r>
     </w:p>
     <w:p>
@@ -149,12 +48,60 @@
         <w:pStyle w:val="Heading2"/>
       </w:pPr>
       <w:r>
-        <w:t>Author Competencies</w:t>
+        <w:t>Page 2</w:t>
       </w:r>
     </w:p>
     <w:p>
       <w:r>
-        <w:t>Kusto, Fabric, SQL, MLOps</w:t>
+        <w:t>Section 1: Quarterly delivery milestones. EMP050 contributes to ast emp050 03 through recurring collaboration, clear ownership boundaries, and measurable outcomes. The team captures decisions, open issues, and handoffs so that knowledge remains discoverable for future programs.</w:t>
+      </w:r>
+    </w:p>
+    <w:p>
+      <w:r>
+        <w:t>Section 2: Data quality remediation. EMP050 contributes to ast emp050 03 through recurring collaboration, clear ownership boundaries, and measurable outcomes. The team captures decisions, open issues, and handoffs so that knowledge remains discoverable for future programs.</w:t>
+      </w:r>
+    </w:p>
+    <w:p>
+      <w:r>
+        <w:t>Section 3: Knowledge transfer and onboarding. EMP050 contributes to ast emp050 03 through recurring collaboration, clear ownership boundaries, and measurable outcomes. The team captures decisions, open issues, and handoffs so that knowledge remains discoverable for future programs.</w:t>
+      </w:r>
+    </w:p>
+    <w:p>
+      <w:r>
+        <w:t>Section 4: Fabric semantic model planning. EMP050 contributes to ast emp050 03 through recurring collaboration, clear ownership boundaries, and measurable outcomes. The team captures decisions, open issues, and handoffs so that knowledge remains discoverable for future programs.</w:t>
+      </w:r>
+    </w:p>
+    <w:p>
+      <w:r>
+        <w:br w:type="page"/>
+      </w:r>
+    </w:p>
+    <w:p>
+      <w:pPr>
+        <w:pStyle w:val="Heading2"/>
+      </w:pPr>
+      <w:r>
+        <w:t>Page 3</w:t>
+      </w:r>
+    </w:p>
+    <w:p>
+      <w:r>
+        <w:t>Section 1: Data quality remediation. EMP050 contributes to ast emp050 03 through recurring collaboration, clear ownership boundaries, and measurable outcomes. The team captures decisions, open issues, and handoffs so that knowledge remains discoverable for future programs.</w:t>
+      </w:r>
+    </w:p>
+    <w:p>
+      <w:r>
+        <w:t>Section 2: Department KPI performance. EMP050 contributes to ast emp050 03 through recurring collaboration, clear ownership boundaries, and measurable outcomes. The team captures decisions, open issues, and handoffs so that knowledge remains discoverable for future programs.</w:t>
+      </w:r>
+    </w:p>
+    <w:p>
+      <w:r>
+        <w:t>Section 3: Department KPI performance. EMP050 contributes to ast emp050 03 through recurring collaboration, clear ownership boundaries, and measurable outcomes. The team captures decisions, open issues, and handoffs so that knowledge remains discoverable for future programs.</w:t>
+      </w:r>
+    </w:p>
+    <w:p>
+      <w:r>
+        <w:t>Section 4: Knowledge transfer and onboarding. EMP050 contributes to ast emp050 03 through recurring collaboration, clear ownership boundaries, and measurable outcomes. The team captures decisions, open issues, and handoffs so that knowledge remains discoverable for future programs.</w:t>
       </w:r>
     </w:p>
     <w:sectPr>
